--- a/lens_program/2_LENS_Objectives_Course_Mapping.docx
+++ b/lens_program/2_LENS_Objectives_Course_Mapping.docx
@@ -84,7 +84,7 @@
           <w:sz w:val="21"/>
           <w:szCs w:val="21"/>
         </w:rPr>
-        <w:t xml:space="preserve">The LDT M.Ed. is a 10-course, 30-credit, online/asynchronous master's degree in the School of Education. The program currently enrolls 28 students, primarily from K–12 education and adult education (training, instructional design). LDT comprises three concentrations: Learning Experience Design (LXD, currently operating), AI Leadership in Education (AILE, launching August 2026), and Learning Engineering (LENS, launching August 2026).</w:t>
+        <w:t xml:space="preserve">The LDT M.Ed. is a 10-course, 30-credit, online/asynchronous master's degree in the School of Education. LDT comprises three concentrations: Learning Experience Design (LXD, currently operating), AI Leadership in Education (AILE, launching August 2026), and Learning Engineering (LENS, launching August 2026).</w:t>
       </w:r>
     </w:p>
     <w:p>
